--- a/lessons/2-7-group2/homework.docx
+++ b/lessons/2-7-group2/homework.docx
@@ -413,10 +413,10 @@
           <w:b/>
           <w:bCs/>
         </w:rPr>
-        <w:t xml:space="preserve">Decimal division (División decimal)</w:t>
-      </w:r>
-      <w:r>
-        <w:t xml:space="preserve"> — Dividing with decimals. First move the point to make the number you divide by whole, then run the long-division cycle.</w:t>
+        <w:t xml:space="preserve">Decimal Division Algorithm (Algoritmo de división decimal)</w:t>
+      </w:r>
+      <w:r>
+        <w:t xml:space="preserve"> — The steps for dividing decimals: make the divisor a whole number, move the dividend's point the same number of places, then divide.</w:t>
       </w:r>
     </w:p>
     <w:p>
